--- a/output/第10期計画_3町ヒアリング資料.docx
+++ b/output/第10期計画_3町ヒアリング資料.docx
@@ -115,13 +115,13 @@
         <w:tblStyle w:val="TableGrid"/>
         <w:tblW w:type="auto" w:w="0"/>
         <w:tblLayout w:type="fixed"/>
-        <w:tblLook w:firstColumn="1" w:firstRow="1" w:lastColumn="0" w:lastRow="0" w:noHBand="0" w:noVBand="1" w:val="04A0"/>
         <w:tblCellMar>
           <w:top w:w="34" w:type="dxa"/>
           <w:left w:w="68" w:type="dxa"/>
           <w:bottom w:w="34" w:type="dxa"/>
           <w:right w:w="68" w:type="dxa"/>
         </w:tblCellMar>
+        <w:tblLook w:firstColumn="1" w:firstRow="1" w:lastColumn="0" w:lastRow="0" w:noHBand="0" w:noVBand="1" w:val="04A0"/>
       </w:tblPr>
       <w:tblGrid>
         <w:gridCol w:w="3251"/>
@@ -135,8 +135,8 @@
         <w:tc>
           <w:tcPr>
             <w:tcW w:type="dxa" w:w="567"/>
-            <w:vAlign w:val="center"/>
             <w:shd w:val="clear" w:color="auto" w:fill="1F3864"/>
+            <w:vAlign w:val="center"/>
           </w:tcPr>
           <w:p>
             <w:pPr>
@@ -156,8 +156,8 @@
         <w:tc>
           <w:tcPr>
             <w:tcW w:type="dxa" w:w="2268"/>
-            <w:vAlign w:val="center"/>
             <w:shd w:val="clear" w:color="auto" w:fill="1F3864"/>
+            <w:vAlign w:val="center"/>
           </w:tcPr>
           <w:p>
             <w:pPr>
@@ -178,8 +178,8 @@
         <w:tc>
           <w:tcPr>
             <w:tcW w:type="dxa" w:w="6917"/>
-            <w:vAlign w:val="center"/>
             <w:shd w:val="clear" w:color="auto" w:fill="1F3864"/>
+            <w:vAlign w:val="center"/>
           </w:tcPr>
           <w:p>
             <w:pPr>
@@ -268,8 +268,8 @@
         <w:tc>
           <w:tcPr>
             <w:tcW w:type="dxa" w:w="567"/>
-            <w:vAlign w:val="center"/>
             <w:shd w:val="clear" w:color="auto" w:fill="F2F5FA"/>
+            <w:vAlign w:val="center"/>
           </w:tcPr>
           <w:p>
             <w:pPr>
@@ -289,8 +289,8 @@
         <w:tc>
           <w:tcPr>
             <w:tcW w:type="dxa" w:w="2268"/>
-            <w:vAlign w:val="center"/>
             <w:shd w:val="clear" w:color="auto" w:fill="F2F5FA"/>
+            <w:vAlign w:val="center"/>
           </w:tcPr>
           <w:p>
             <w:pPr>
@@ -309,8 +309,8 @@
         <w:tc>
           <w:tcPr>
             <w:tcW w:type="dxa" w:w="6917"/>
-            <w:vAlign w:val="center"/>
             <w:shd w:val="clear" w:color="auto" w:fill="F2F5FA"/>
+            <w:vAlign w:val="center"/>
           </w:tcPr>
           <w:p>
             <w:pPr>
@@ -548,13 +548,13 @@
         <w:tblStyle w:val="TableGrid"/>
         <w:tblW w:type="auto" w:w="0"/>
         <w:tblLayout w:type="fixed"/>
-        <w:tblLook w:firstColumn="1" w:firstRow="1" w:lastColumn="0" w:lastRow="0" w:noHBand="0" w:noVBand="1" w:val="04A0"/>
         <w:tblCellMar>
           <w:top w:w="34" w:type="dxa"/>
           <w:left w:w="68" w:type="dxa"/>
           <w:bottom w:w="34" w:type="dxa"/>
           <w:right w:w="68" w:type="dxa"/>
         </w:tblCellMar>
+        <w:tblLook w:firstColumn="1" w:firstRow="1" w:lastColumn="0" w:lastRow="0" w:noHBand="0" w:noVBand="1" w:val="04A0"/>
       </w:tblPr>
       <w:tblGrid>
         <w:gridCol w:w="1625"/>
@@ -571,8 +571,8 @@
         <w:tc>
           <w:tcPr>
             <w:tcW w:type="dxa" w:w="1928"/>
-            <w:vAlign w:val="center"/>
             <w:shd w:val="clear" w:color="auto" w:fill="1F3864"/>
+            <w:vAlign w:val="center"/>
           </w:tcPr>
           <w:p>
             <w:pPr>
@@ -593,8 +593,8 @@
         <w:tc>
           <w:tcPr>
             <w:tcW w:type="dxa" w:w="1587"/>
-            <w:vAlign w:val="center"/>
             <w:shd w:val="clear" w:color="auto" w:fill="1F3864"/>
+            <w:vAlign w:val="center"/>
           </w:tcPr>
           <w:p>
             <w:pPr>
@@ -615,8 +615,8 @@
         <w:tc>
           <w:tcPr>
             <w:tcW w:type="dxa" w:w="1587"/>
-            <w:vAlign w:val="center"/>
             <w:shd w:val="clear" w:color="auto" w:fill="1F3864"/>
+            <w:vAlign w:val="center"/>
           </w:tcPr>
           <w:p>
             <w:pPr>
@@ -637,8 +637,8 @@
         <w:tc>
           <w:tcPr>
             <w:tcW w:type="dxa" w:w="1587"/>
-            <w:vAlign w:val="center"/>
             <w:shd w:val="clear" w:color="auto" w:fill="1F3864"/>
+            <w:vAlign w:val="center"/>
           </w:tcPr>
           <w:p>
             <w:pPr>
@@ -659,8 +659,8 @@
         <w:tc>
           <w:tcPr>
             <w:tcW w:type="dxa" w:w="1587"/>
-            <w:vAlign w:val="center"/>
             <w:shd w:val="clear" w:color="auto" w:fill="1F3864"/>
+            <w:vAlign w:val="center"/>
           </w:tcPr>
           <w:p>
             <w:pPr>
@@ -681,8 +681,8 @@
         <w:tc>
           <w:tcPr>
             <w:tcW w:type="dxa" w:w="1474"/>
-            <w:vAlign w:val="center"/>
             <w:shd w:val="clear" w:color="auto" w:fill="1F3864"/>
+            <w:vAlign w:val="center"/>
           </w:tcPr>
           <w:p>
             <w:pPr>
@@ -832,8 +832,8 @@
         <w:tc>
           <w:tcPr>
             <w:tcW w:type="dxa" w:w="1928"/>
-            <w:vAlign w:val="center"/>
             <w:shd w:val="clear" w:color="auto" w:fill="F2F5FA"/>
+            <w:vAlign w:val="center"/>
           </w:tcPr>
           <w:p>
             <w:pPr>
@@ -852,8 +852,8 @@
         <w:tc>
           <w:tcPr>
             <w:tcW w:type="dxa" w:w="1587"/>
-            <w:vAlign w:val="center"/>
             <w:shd w:val="clear" w:color="auto" w:fill="F2F5FA"/>
+            <w:vAlign w:val="center"/>
           </w:tcPr>
           <w:p>
             <w:pPr>
@@ -873,8 +873,8 @@
         <w:tc>
           <w:tcPr>
             <w:tcW w:type="dxa" w:w="1587"/>
-            <w:vAlign w:val="center"/>
             <w:shd w:val="clear" w:color="auto" w:fill="F2F5FA"/>
+            <w:vAlign w:val="center"/>
           </w:tcPr>
           <w:p>
             <w:pPr>
@@ -894,8 +894,8 @@
         <w:tc>
           <w:tcPr>
             <w:tcW w:type="dxa" w:w="1587"/>
-            <w:vAlign w:val="center"/>
             <w:shd w:val="clear" w:color="auto" w:fill="F2F5FA"/>
+            <w:vAlign w:val="center"/>
           </w:tcPr>
           <w:p>
             <w:pPr>
@@ -915,8 +915,8 @@
         <w:tc>
           <w:tcPr>
             <w:tcW w:type="dxa" w:w="1587"/>
-            <w:vAlign w:val="center"/>
             <w:shd w:val="clear" w:color="auto" w:fill="F2F5FA"/>
+            <w:vAlign w:val="center"/>
           </w:tcPr>
           <w:p>
             <w:pPr>
@@ -936,8 +936,8 @@
         <w:tc>
           <w:tcPr>
             <w:tcW w:type="dxa" w:w="1474"/>
-            <w:vAlign w:val="center"/>
             <w:shd w:val="clear" w:color="auto" w:fill="F2F5FA"/>
+            <w:vAlign w:val="center"/>
           </w:tcPr>
           <w:p>
             <w:pPr>
@@ -1086,8 +1086,8 @@
         <w:tc>
           <w:tcPr>
             <w:tcW w:type="dxa" w:w="1928"/>
-            <w:vAlign w:val="center"/>
             <w:shd w:val="clear" w:color="auto" w:fill="F2F5FA"/>
+            <w:vAlign w:val="center"/>
           </w:tcPr>
           <w:p>
             <w:pPr>
@@ -1106,8 +1106,8 @@
         <w:tc>
           <w:tcPr>
             <w:tcW w:type="dxa" w:w="1587"/>
-            <w:vAlign w:val="center"/>
             <w:shd w:val="clear" w:color="auto" w:fill="F2F5FA"/>
+            <w:vAlign w:val="center"/>
           </w:tcPr>
           <w:p>
             <w:pPr>
@@ -1127,8 +1127,8 @@
         <w:tc>
           <w:tcPr>
             <w:tcW w:type="dxa" w:w="1587"/>
-            <w:vAlign w:val="center"/>
             <w:shd w:val="clear" w:color="auto" w:fill="F2F5FA"/>
+            <w:vAlign w:val="center"/>
           </w:tcPr>
           <w:p>
             <w:pPr>
@@ -1148,8 +1148,8 @@
         <w:tc>
           <w:tcPr>
             <w:tcW w:type="dxa" w:w="1587"/>
-            <w:vAlign w:val="center"/>
             <w:shd w:val="clear" w:color="auto" w:fill="F2F5FA"/>
+            <w:vAlign w:val="center"/>
           </w:tcPr>
           <w:p>
             <w:pPr>
@@ -1169,8 +1169,8 @@
         <w:tc>
           <w:tcPr>
             <w:tcW w:type="dxa" w:w="1587"/>
-            <w:vAlign w:val="center"/>
             <w:shd w:val="clear" w:color="auto" w:fill="F2F5FA"/>
+            <w:vAlign w:val="center"/>
           </w:tcPr>
           <w:p>
             <w:pPr>
@@ -1190,8 +1190,8 @@
         <w:tc>
           <w:tcPr>
             <w:tcW w:type="dxa" w:w="1474"/>
-            <w:vAlign w:val="center"/>
             <w:shd w:val="clear" w:color="auto" w:fill="F2F5FA"/>
+            <w:vAlign w:val="center"/>
           </w:tcPr>
           <w:p>
             <w:pPr>
@@ -1409,13 +1409,13 @@
         <w:tblStyle w:val="TableGrid"/>
         <w:tblW w:type="auto" w:w="0"/>
         <w:tblLayout w:type="fixed"/>
-        <w:tblLook w:firstColumn="1" w:firstRow="1" w:lastColumn="0" w:lastRow="0" w:noHBand="0" w:noVBand="1" w:val="04A0"/>
         <w:tblCellMar>
           <w:top w:w="34" w:type="dxa"/>
           <w:left w:w="68" w:type="dxa"/>
           <w:bottom w:w="34" w:type="dxa"/>
           <w:right w:w="68" w:type="dxa"/>
         </w:tblCellMar>
+        <w:tblLook w:firstColumn="1" w:firstRow="1" w:lastColumn="0" w:lastRow="0" w:noHBand="0" w:noVBand="1" w:val="04A0"/>
       </w:tblPr>
       <w:tblGrid>
         <w:gridCol w:w="1625"/>
@@ -1432,8 +1432,8 @@
         <w:tc>
           <w:tcPr>
             <w:tcW w:type="dxa" w:w="2041"/>
-            <w:vAlign w:val="center"/>
             <w:shd w:val="clear" w:color="auto" w:fill="1F3864"/>
+            <w:vAlign w:val="center"/>
           </w:tcPr>
           <w:p>
             <w:pPr>
@@ -1454,8 +1454,8 @@
         <w:tc>
           <w:tcPr>
             <w:tcW w:type="dxa" w:w="1361"/>
-            <w:vAlign w:val="center"/>
             <w:shd w:val="clear" w:color="auto" w:fill="1F3864"/>
+            <w:vAlign w:val="center"/>
           </w:tcPr>
           <w:p>
             <w:pPr>
@@ -1476,8 +1476,8 @@
         <w:tc>
           <w:tcPr>
             <w:tcW w:type="dxa" w:w="1361"/>
-            <w:vAlign w:val="center"/>
             <w:shd w:val="clear" w:color="auto" w:fill="1F3864"/>
+            <w:vAlign w:val="center"/>
           </w:tcPr>
           <w:p>
             <w:pPr>
@@ -1498,8 +1498,8 @@
         <w:tc>
           <w:tcPr>
             <w:tcW w:type="dxa" w:w="1361"/>
-            <w:vAlign w:val="center"/>
             <w:shd w:val="clear" w:color="auto" w:fill="1F3864"/>
+            <w:vAlign w:val="center"/>
           </w:tcPr>
           <w:p>
             <w:pPr>
@@ -1520,8 +1520,8 @@
         <w:tc>
           <w:tcPr>
             <w:tcW w:type="dxa" w:w="1701"/>
-            <w:vAlign w:val="center"/>
             <w:shd w:val="clear" w:color="auto" w:fill="1F3864"/>
+            <w:vAlign w:val="center"/>
           </w:tcPr>
           <w:p>
             <w:pPr>
@@ -1542,8 +1542,8 @@
         <w:tc>
           <w:tcPr>
             <w:tcW w:type="dxa" w:w="1928"/>
-            <w:vAlign w:val="center"/>
             <w:shd w:val="clear" w:color="auto" w:fill="1F3864"/>
+            <w:vAlign w:val="center"/>
           </w:tcPr>
           <w:p>
             <w:pPr>
@@ -1692,8 +1692,8 @@
         <w:tc>
           <w:tcPr>
             <w:tcW w:type="dxa" w:w="2041"/>
-            <w:vAlign w:val="center"/>
             <w:shd w:val="clear" w:color="auto" w:fill="F2F5FA"/>
+            <w:vAlign w:val="center"/>
           </w:tcPr>
           <w:p>
             <w:pPr>
@@ -1712,8 +1712,8 @@
         <w:tc>
           <w:tcPr>
             <w:tcW w:type="dxa" w:w="1361"/>
-            <w:vAlign w:val="center"/>
             <w:shd w:val="clear" w:color="auto" w:fill="F2F5FA"/>
+            <w:vAlign w:val="center"/>
           </w:tcPr>
           <w:p>
             <w:pPr>
@@ -1733,8 +1733,8 @@
         <w:tc>
           <w:tcPr>
             <w:tcW w:type="dxa" w:w="1361"/>
-            <w:vAlign w:val="center"/>
             <w:shd w:val="clear" w:color="auto" w:fill="F2F5FA"/>
+            <w:vAlign w:val="center"/>
           </w:tcPr>
           <w:p>
             <w:pPr>
@@ -1754,8 +1754,8 @@
         <w:tc>
           <w:tcPr>
             <w:tcW w:type="dxa" w:w="1361"/>
-            <w:vAlign w:val="center"/>
             <w:shd w:val="clear" w:color="auto" w:fill="F2F5FA"/>
+            <w:vAlign w:val="center"/>
           </w:tcPr>
           <w:p>
             <w:pPr>
@@ -1775,8 +1775,8 @@
         <w:tc>
           <w:tcPr>
             <w:tcW w:type="dxa" w:w="1701"/>
-            <w:vAlign w:val="center"/>
             <w:shd w:val="clear" w:color="auto" w:fill="F2F5FA"/>
+            <w:vAlign w:val="center"/>
           </w:tcPr>
           <w:p>
             <w:pPr>
@@ -1796,8 +1796,8 @@
         <w:tc>
           <w:tcPr>
             <w:tcW w:type="dxa" w:w="1928"/>
-            <w:vAlign w:val="center"/>
             <w:shd w:val="clear" w:color="auto" w:fill="F2F5FA"/>
+            <w:vAlign w:val="center"/>
           </w:tcPr>
           <w:p>
             <w:pPr>
@@ -1944,8 +1944,8 @@
         <w:tc>
           <w:tcPr>
             <w:tcW w:type="dxa" w:w="2041"/>
-            <w:vAlign w:val="center"/>
             <w:shd w:val="clear" w:color="auto" w:fill="F2F5FA"/>
+            <w:vAlign w:val="center"/>
           </w:tcPr>
           <w:p>
             <w:pPr>
@@ -1964,8 +1964,8 @@
         <w:tc>
           <w:tcPr>
             <w:tcW w:type="dxa" w:w="1361"/>
-            <w:vAlign w:val="center"/>
             <w:shd w:val="clear" w:color="auto" w:fill="F2F5FA"/>
+            <w:vAlign w:val="center"/>
           </w:tcPr>
           <w:p>
             <w:pPr>
@@ -1985,8 +1985,8 @@
         <w:tc>
           <w:tcPr>
             <w:tcW w:type="dxa" w:w="1361"/>
-            <w:vAlign w:val="center"/>
             <w:shd w:val="clear" w:color="auto" w:fill="F2F5FA"/>
+            <w:vAlign w:val="center"/>
           </w:tcPr>
           <w:p>
             <w:pPr>
@@ -2006,8 +2006,8 @@
         <w:tc>
           <w:tcPr>
             <w:tcW w:type="dxa" w:w="1361"/>
-            <w:vAlign w:val="center"/>
             <w:shd w:val="clear" w:color="auto" w:fill="F2F5FA"/>
+            <w:vAlign w:val="center"/>
           </w:tcPr>
           <w:p>
             <w:pPr>
@@ -2027,8 +2027,8 @@
         <w:tc>
           <w:tcPr>
             <w:tcW w:type="dxa" w:w="1701"/>
-            <w:vAlign w:val="center"/>
             <w:shd w:val="clear" w:color="auto" w:fill="F2F5FA"/>
+            <w:vAlign w:val="center"/>
           </w:tcPr>
           <w:p>
             <w:pPr>
@@ -2048,8 +2048,8 @@
         <w:tc>
           <w:tcPr>
             <w:tcW w:type="dxa" w:w="1928"/>
-            <w:vAlign w:val="center"/>
             <w:shd w:val="clear" w:color="auto" w:fill="F2F5FA"/>
+            <w:vAlign w:val="center"/>
           </w:tcPr>
           <w:p>
             <w:pPr>
@@ -2142,13 +2142,13 @@
         <w:tblStyle w:val="TableGrid"/>
         <w:tblW w:type="auto" w:w="0"/>
         <w:tblLayout w:type="fixed"/>
-        <w:tblLook w:firstColumn="1" w:firstRow="1" w:lastColumn="0" w:lastRow="0" w:noHBand="0" w:noVBand="1" w:val="04A0"/>
         <w:tblCellMar>
           <w:top w:w="34" w:type="dxa"/>
           <w:left w:w="68" w:type="dxa"/>
           <w:bottom w:w="34" w:type="dxa"/>
           <w:right w:w="68" w:type="dxa"/>
         </w:tblCellMar>
+        <w:tblLook w:firstColumn="1" w:firstRow="1" w:lastColumn="0" w:lastRow="0" w:noHBand="0" w:noVBand="1" w:val="04A0"/>
       </w:tblPr>
       <w:tblGrid>
         <w:gridCol w:w="2438"/>
@@ -2163,8 +2163,8 @@
         <w:tc>
           <w:tcPr>
             <w:tcW w:type="dxa" w:w="1247"/>
-            <w:vAlign w:val="center"/>
             <w:shd w:val="clear" w:color="auto" w:fill="1F3864"/>
+            <w:vAlign w:val="center"/>
           </w:tcPr>
           <w:p>
             <w:pPr>
@@ -2185,8 +2185,8 @@
         <w:tc>
           <w:tcPr>
             <w:tcW w:type="dxa" w:w="2381"/>
-            <w:vAlign w:val="center"/>
             <w:shd w:val="clear" w:color="auto" w:fill="1F3864"/>
+            <w:vAlign w:val="center"/>
           </w:tcPr>
           <w:p>
             <w:pPr>
@@ -2207,8 +2207,8 @@
         <w:tc>
           <w:tcPr>
             <w:tcW w:type="dxa" w:w="1701"/>
-            <w:vAlign w:val="center"/>
             <w:shd w:val="clear" w:color="auto" w:fill="1F3864"/>
+            <w:vAlign w:val="center"/>
           </w:tcPr>
           <w:p>
             <w:pPr>
@@ -2229,8 +2229,8 @@
         <w:tc>
           <w:tcPr>
             <w:tcW w:type="dxa" w:w="4422"/>
-            <w:vAlign w:val="center"/>
             <w:shd w:val="clear" w:color="auto" w:fill="1F3864"/>
+            <w:vAlign w:val="center"/>
           </w:tcPr>
           <w:p>
             <w:pPr>
@@ -2339,8 +2339,8 @@
         <w:tc>
           <w:tcPr>
             <w:tcW w:type="dxa" w:w="1247"/>
-            <w:vAlign w:val="center"/>
             <w:shd w:val="clear" w:color="auto" w:fill="F2F5FA"/>
+            <w:vAlign w:val="center"/>
           </w:tcPr>
           <w:p>
             <w:pPr>
@@ -2360,8 +2360,8 @@
         <w:tc>
           <w:tcPr>
             <w:tcW w:type="dxa" w:w="2381"/>
-            <w:vAlign w:val="center"/>
             <w:shd w:val="clear" w:color="auto" w:fill="F2F5FA"/>
+            <w:vAlign w:val="center"/>
           </w:tcPr>
           <w:p>
             <w:pPr>
@@ -2380,8 +2380,8 @@
         <w:tc>
           <w:tcPr>
             <w:tcW w:type="dxa" w:w="1701"/>
-            <w:vAlign w:val="center"/>
             <w:shd w:val="clear" w:color="auto" w:fill="F2F5FA"/>
+            <w:vAlign w:val="center"/>
           </w:tcPr>
           <w:p>
             <w:pPr>
@@ -2401,8 +2401,8 @@
         <w:tc>
           <w:tcPr>
             <w:tcW w:type="dxa" w:w="4422"/>
-            <w:vAlign w:val="center"/>
             <w:shd w:val="clear" w:color="auto" w:fill="F2F5FA"/>
+            <w:vAlign w:val="center"/>
           </w:tcPr>
           <w:p>
             <w:pPr>
@@ -2509,8 +2509,8 @@
         <w:tc>
           <w:tcPr>
             <w:tcW w:type="dxa" w:w="1247"/>
-            <w:vAlign w:val="center"/>
             <w:shd w:val="clear" w:color="auto" w:fill="F2F5FA"/>
+            <w:vAlign w:val="center"/>
           </w:tcPr>
           <w:p>
             <w:pPr>
@@ -2530,8 +2530,8 @@
         <w:tc>
           <w:tcPr>
             <w:tcW w:type="dxa" w:w="2381"/>
-            <w:vAlign w:val="center"/>
             <w:shd w:val="clear" w:color="auto" w:fill="F2F5FA"/>
+            <w:vAlign w:val="center"/>
           </w:tcPr>
           <w:p>
             <w:pPr>
@@ -2550,8 +2550,8 @@
         <w:tc>
           <w:tcPr>
             <w:tcW w:type="dxa" w:w="1701"/>
-            <w:vAlign w:val="center"/>
             <w:shd w:val="clear" w:color="auto" w:fill="F2F5FA"/>
+            <w:vAlign w:val="center"/>
           </w:tcPr>
           <w:p>
             <w:pPr>
@@ -2571,8 +2571,8 @@
         <w:tc>
           <w:tcPr>
             <w:tcW w:type="dxa" w:w="4422"/>
-            <w:vAlign w:val="center"/>
             <w:shd w:val="clear" w:color="auto" w:fill="F2F5FA"/>
+            <w:vAlign w:val="center"/>
           </w:tcPr>
           <w:p>
             <w:pPr>
@@ -2697,13 +2697,13 @@
         <w:tblStyle w:val="TableGrid"/>
         <w:tblW w:type="auto" w:w="0"/>
         <w:tblLayout w:type="fixed"/>
-        <w:tblLook w:firstColumn="1" w:firstRow="1" w:lastColumn="0" w:lastRow="0" w:noHBand="0" w:noVBand="1" w:val="04A0"/>
         <w:tblCellMar>
           <w:top w:w="34" w:type="dxa"/>
           <w:left w:w="68" w:type="dxa"/>
           <w:bottom w:w="34" w:type="dxa"/>
           <w:right w:w="68" w:type="dxa"/>
         </w:tblCellMar>
+        <w:tblLook w:firstColumn="1" w:firstRow="1" w:lastColumn="0" w:lastRow="0" w:noHBand="0" w:noVBand="1" w:val="04A0"/>
       </w:tblPr>
       <w:tblGrid>
         <w:gridCol w:w="1393"/>
@@ -2721,8 +2721,8 @@
         <w:tc>
           <w:tcPr>
             <w:tcW w:type="dxa" w:w="1134"/>
-            <w:vAlign w:val="center"/>
             <w:shd w:val="clear" w:color="auto" w:fill="1F3864"/>
+            <w:vAlign w:val="center"/>
           </w:tcPr>
           <w:p>
             <w:pPr>
@@ -2743,8 +2743,8 @@
         <w:tc>
           <w:tcPr>
             <w:tcW w:type="dxa" w:w="1361"/>
-            <w:vAlign w:val="center"/>
             <w:shd w:val="clear" w:color="auto" w:fill="1F3864"/>
+            <w:vAlign w:val="center"/>
           </w:tcPr>
           <w:p>
             <w:pPr>
@@ -2765,8 +2765,8 @@
         <w:tc>
           <w:tcPr>
             <w:tcW w:type="dxa" w:w="1474"/>
-            <w:vAlign w:val="center"/>
             <w:shd w:val="clear" w:color="auto" w:fill="1F3864"/>
+            <w:vAlign w:val="center"/>
           </w:tcPr>
           <w:p>
             <w:pPr>
@@ -2787,8 +2787,8 @@
         <w:tc>
           <w:tcPr>
             <w:tcW w:type="dxa" w:w="1134"/>
-            <w:vAlign w:val="center"/>
             <w:shd w:val="clear" w:color="auto" w:fill="1F3864"/>
+            <w:vAlign w:val="center"/>
           </w:tcPr>
           <w:p>
             <w:pPr>
@@ -2809,8 +2809,8 @@
         <w:tc>
           <w:tcPr>
             <w:tcW w:type="dxa" w:w="1020"/>
-            <w:vAlign w:val="center"/>
             <w:shd w:val="clear" w:color="auto" w:fill="1F3864"/>
+            <w:vAlign w:val="center"/>
           </w:tcPr>
           <w:p>
             <w:pPr>
@@ -2831,8 +2831,8 @@
         <w:tc>
           <w:tcPr>
             <w:tcW w:type="dxa" w:w="1474"/>
-            <w:vAlign w:val="center"/>
             <w:shd w:val="clear" w:color="auto" w:fill="1F3864"/>
+            <w:vAlign w:val="center"/>
           </w:tcPr>
           <w:p>
             <w:pPr>
@@ -2853,8 +2853,8 @@
         <w:tc>
           <w:tcPr>
             <w:tcW w:type="dxa" w:w="1361"/>
-            <w:vAlign w:val="center"/>
             <w:shd w:val="clear" w:color="auto" w:fill="1F3864"/>
+            <w:vAlign w:val="center"/>
           </w:tcPr>
           <w:p>
             <w:pPr>
@@ -3024,8 +3024,8 @@
         <w:tc>
           <w:tcPr>
             <w:tcW w:type="dxa" w:w="1134"/>
-            <w:vAlign w:val="center"/>
             <w:shd w:val="clear" w:color="auto" w:fill="F2F5FA"/>
+            <w:vAlign w:val="center"/>
           </w:tcPr>
           <w:p>
             <w:pPr>
@@ -3044,8 +3044,8 @@
         <w:tc>
           <w:tcPr>
             <w:tcW w:type="dxa" w:w="1361"/>
-            <w:vAlign w:val="center"/>
             <w:shd w:val="clear" w:color="auto" w:fill="F2F5FA"/>
+            <w:vAlign w:val="center"/>
           </w:tcPr>
           <w:p>
             <w:pPr>
@@ -3065,8 +3065,8 @@
         <w:tc>
           <w:tcPr>
             <w:tcW w:type="dxa" w:w="1474"/>
-            <w:vAlign w:val="center"/>
             <w:shd w:val="clear" w:color="auto" w:fill="F2F5FA"/>
+            <w:vAlign w:val="center"/>
           </w:tcPr>
           <w:p>
             <w:pPr>
@@ -3086,8 +3086,8 @@
         <w:tc>
           <w:tcPr>
             <w:tcW w:type="dxa" w:w="1134"/>
-            <w:vAlign w:val="center"/>
             <w:shd w:val="clear" w:color="auto" w:fill="F2F5FA"/>
+            <w:vAlign w:val="center"/>
           </w:tcPr>
           <w:p>
             <w:pPr>
@@ -3107,8 +3107,8 @@
         <w:tc>
           <w:tcPr>
             <w:tcW w:type="dxa" w:w="1020"/>
-            <w:vAlign w:val="center"/>
             <w:shd w:val="clear" w:color="auto" w:fill="F2F5FA"/>
+            <w:vAlign w:val="center"/>
           </w:tcPr>
           <w:p>
             <w:pPr>
@@ -3128,8 +3128,8 @@
         <w:tc>
           <w:tcPr>
             <w:tcW w:type="dxa" w:w="1474"/>
-            <w:vAlign w:val="center"/>
             <w:shd w:val="clear" w:color="auto" w:fill="F2F5FA"/>
+            <w:vAlign w:val="center"/>
           </w:tcPr>
           <w:p>
             <w:pPr>
@@ -3149,8 +3149,8 @@
         <w:tc>
           <w:tcPr>
             <w:tcW w:type="dxa" w:w="1361"/>
-            <w:vAlign w:val="center"/>
             <w:shd w:val="clear" w:color="auto" w:fill="F2F5FA"/>
+            <w:vAlign w:val="center"/>
           </w:tcPr>
           <w:p>
             <w:pPr>
@@ -3319,8 +3319,8 @@
         <w:tc>
           <w:tcPr>
             <w:tcW w:type="dxa" w:w="1134"/>
-            <w:vAlign w:val="center"/>
             <w:shd w:val="clear" w:color="auto" w:fill="F2F5FA"/>
+            <w:vAlign w:val="center"/>
           </w:tcPr>
           <w:p>
             <w:pPr>
@@ -3339,8 +3339,8 @@
         <w:tc>
           <w:tcPr>
             <w:tcW w:type="dxa" w:w="1361"/>
-            <w:vAlign w:val="center"/>
             <w:shd w:val="clear" w:color="auto" w:fill="F2F5FA"/>
+            <w:vAlign w:val="center"/>
           </w:tcPr>
           <w:p>
             <w:pPr>
@@ -3360,8 +3360,8 @@
         <w:tc>
           <w:tcPr>
             <w:tcW w:type="dxa" w:w="1474"/>
-            <w:vAlign w:val="center"/>
             <w:shd w:val="clear" w:color="auto" w:fill="F2F5FA"/>
+            <w:vAlign w:val="center"/>
           </w:tcPr>
           <w:p>
             <w:pPr>
@@ -3381,8 +3381,8 @@
         <w:tc>
           <w:tcPr>
             <w:tcW w:type="dxa" w:w="1134"/>
-            <w:vAlign w:val="center"/>
             <w:shd w:val="clear" w:color="auto" w:fill="F2F5FA"/>
+            <w:vAlign w:val="center"/>
           </w:tcPr>
           <w:p>
             <w:pPr>
@@ -3402,8 +3402,8 @@
         <w:tc>
           <w:tcPr>
             <w:tcW w:type="dxa" w:w="1020"/>
-            <w:vAlign w:val="center"/>
             <w:shd w:val="clear" w:color="auto" w:fill="F2F5FA"/>
+            <w:vAlign w:val="center"/>
           </w:tcPr>
           <w:p>
             <w:pPr>
@@ -3423,8 +3423,8 @@
         <w:tc>
           <w:tcPr>
             <w:tcW w:type="dxa" w:w="1474"/>
-            <w:vAlign w:val="center"/>
             <w:shd w:val="clear" w:color="auto" w:fill="F2F5FA"/>
+            <w:vAlign w:val="center"/>
           </w:tcPr>
           <w:p>
             <w:pPr>
@@ -3444,8 +3444,8 @@
         <w:tc>
           <w:tcPr>
             <w:tcW w:type="dxa" w:w="1361"/>
-            <w:vAlign w:val="center"/>
             <w:shd w:val="clear" w:color="auto" w:fill="F2F5FA"/>
+            <w:vAlign w:val="center"/>
           </w:tcPr>
           <w:p>
             <w:pPr>
@@ -3519,13 +3519,13 @@
         <w:tblStyle w:val="TableGrid"/>
         <w:tblW w:type="auto" w:w="0"/>
         <w:tblLayout w:type="fixed"/>
-        <w:tblLook w:firstColumn="1" w:firstRow="1" w:lastColumn="0" w:lastRow="0" w:noHBand="0" w:noVBand="1" w:val="04A0"/>
         <w:tblCellMar>
           <w:top w:w="34" w:type="dxa"/>
           <w:left w:w="68" w:type="dxa"/>
           <w:bottom w:w="34" w:type="dxa"/>
           <w:right w:w="68" w:type="dxa"/>
         </w:tblCellMar>
+        <w:tblLook w:firstColumn="1" w:firstRow="1" w:lastColumn="0" w:lastRow="0" w:noHBand="0" w:noVBand="1" w:val="04A0"/>
       </w:tblPr>
       <w:tblGrid>
         <w:gridCol w:w="1950"/>
@@ -3541,8 +3541,8 @@
         <w:tc>
           <w:tcPr>
             <w:tcW w:type="dxa" w:w="1020"/>
-            <w:vAlign w:val="center"/>
             <w:shd w:val="clear" w:color="auto" w:fill="1F3864"/>
+            <w:vAlign w:val="center"/>
           </w:tcPr>
           <w:p>
             <w:pPr>
@@ -3563,8 +3563,8 @@
         <w:tc>
           <w:tcPr>
             <w:tcW w:type="dxa" w:w="2268"/>
-            <w:vAlign w:val="center"/>
             <w:shd w:val="clear" w:color="auto" w:fill="1F3864"/>
+            <w:vAlign w:val="center"/>
           </w:tcPr>
           <w:p>
             <w:pPr>
@@ -3585,8 +3585,8 @@
         <w:tc>
           <w:tcPr>
             <w:tcW w:type="dxa" w:w="1474"/>
-            <w:vAlign w:val="center"/>
             <w:shd w:val="clear" w:color="auto" w:fill="1F3864"/>
+            <w:vAlign w:val="center"/>
           </w:tcPr>
           <w:p>
             <w:pPr>
@@ -3607,8 +3607,8 @@
         <w:tc>
           <w:tcPr>
             <w:tcW w:type="dxa" w:w="1814"/>
-            <w:vAlign w:val="center"/>
             <w:shd w:val="clear" w:color="auto" w:fill="1F3864"/>
+            <w:vAlign w:val="center"/>
           </w:tcPr>
           <w:p>
             <w:pPr>
@@ -3629,8 +3629,8 @@
         <w:tc>
           <w:tcPr>
             <w:tcW w:type="dxa" w:w="3175"/>
-            <w:vAlign w:val="center"/>
             <w:shd w:val="clear" w:color="auto" w:fill="1F3864"/>
+            <w:vAlign w:val="center"/>
           </w:tcPr>
           <w:p>
             <w:pPr>
@@ -3757,8 +3757,8 @@
         <w:tc>
           <w:tcPr>
             <w:tcW w:type="dxa" w:w="1020"/>
-            <w:vAlign w:val="center"/>
             <w:shd w:val="clear" w:color="auto" w:fill="F2F5FA"/>
+            <w:vAlign w:val="center"/>
           </w:tcPr>
           <w:p>
             <w:pPr>
@@ -3777,8 +3777,8 @@
         <w:tc>
           <w:tcPr>
             <w:tcW w:type="dxa" w:w="2268"/>
-            <w:vAlign w:val="center"/>
             <w:shd w:val="clear" w:color="auto" w:fill="F2F5FA"/>
+            <w:vAlign w:val="center"/>
           </w:tcPr>
           <w:p>
             <w:pPr>
@@ -3797,8 +3797,8 @@
         <w:tc>
           <w:tcPr>
             <w:tcW w:type="dxa" w:w="1474"/>
-            <w:vAlign w:val="center"/>
             <w:shd w:val="clear" w:color="auto" w:fill="F2F5FA"/>
+            <w:vAlign w:val="center"/>
           </w:tcPr>
           <w:p>
             <w:pPr>
@@ -3818,8 +3818,8 @@
         <w:tc>
           <w:tcPr>
             <w:tcW w:type="dxa" w:w="1814"/>
-            <w:vAlign w:val="center"/>
             <w:shd w:val="clear" w:color="auto" w:fill="F2F5FA"/>
+            <w:vAlign w:val="center"/>
           </w:tcPr>
           <w:p>
             <w:pPr>
@@ -3838,8 +3838,8 @@
         <w:tc>
           <w:tcPr>
             <w:tcW w:type="dxa" w:w="3175"/>
-            <w:vAlign w:val="center"/>
             <w:shd w:val="clear" w:color="auto" w:fill="F2F5FA"/>
+            <w:vAlign w:val="center"/>
           </w:tcPr>
           <w:p>
             <w:pPr>
@@ -4023,13 +4023,13 @@
         <w:tblStyle w:val="TableGrid"/>
         <w:tblW w:type="auto" w:w="0"/>
         <w:tblLayout w:type="fixed"/>
-        <w:tblLook w:firstColumn="1" w:firstRow="1" w:lastColumn="0" w:lastRow="0" w:noHBand="0" w:noVBand="1" w:val="04A0"/>
         <w:tblCellMar>
           <w:top w:w="34" w:type="dxa"/>
           <w:left w:w="68" w:type="dxa"/>
           <w:bottom w:w="34" w:type="dxa"/>
           <w:right w:w="68" w:type="dxa"/>
         </w:tblCellMar>
+        <w:tblLook w:firstColumn="1" w:firstRow="1" w:lastColumn="0" w:lastRow="0" w:noHBand="0" w:noVBand="1" w:val="04A0"/>
       </w:tblPr>
       <w:tblGrid>
         <w:gridCol w:w="3251"/>
@@ -4043,8 +4043,8 @@
         <w:tc>
           <w:tcPr>
             <w:tcW w:type="dxa" w:w="1701"/>
-            <w:vAlign w:val="center"/>
             <w:shd w:val="clear" w:color="auto" w:fill="1F3864"/>
+            <w:vAlign w:val="center"/>
           </w:tcPr>
           <w:p>
             <w:pPr>
@@ -4065,8 +4065,8 @@
         <w:tc>
           <w:tcPr>
             <w:tcW w:type="dxa" w:w="5216"/>
-            <w:vAlign w:val="center"/>
             <w:shd w:val="clear" w:color="auto" w:fill="1F3864"/>
+            <w:vAlign w:val="center"/>
           </w:tcPr>
           <w:p>
             <w:pPr>
@@ -4087,8 +4087,8 @@
         <w:tc>
           <w:tcPr>
             <w:tcW w:type="dxa" w:w="2835"/>
-            <w:vAlign w:val="center"/>
             <w:shd w:val="clear" w:color="auto" w:fill="1F3864"/>
+            <w:vAlign w:val="center"/>
           </w:tcPr>
           <w:p>
             <w:pPr>
@@ -4176,8 +4176,8 @@
         <w:tc>
           <w:tcPr>
             <w:tcW w:type="dxa" w:w="1701"/>
-            <w:vAlign w:val="center"/>
             <w:shd w:val="clear" w:color="auto" w:fill="F2F5FA"/>
+            <w:vAlign w:val="center"/>
           </w:tcPr>
           <w:p>
             <w:pPr>
@@ -4196,8 +4196,8 @@
         <w:tc>
           <w:tcPr>
             <w:tcW w:type="dxa" w:w="5216"/>
-            <w:vAlign w:val="center"/>
             <w:shd w:val="clear" w:color="auto" w:fill="F2F5FA"/>
+            <w:vAlign w:val="center"/>
           </w:tcPr>
           <w:p>
             <w:pPr>
@@ -4216,8 +4216,8 @@
         <w:tc>
           <w:tcPr>
             <w:tcW w:type="dxa" w:w="2835"/>
-            <w:vAlign w:val="center"/>
             <w:shd w:val="clear" w:color="auto" w:fill="F2F5FA"/>
+            <w:vAlign w:val="center"/>
           </w:tcPr>
           <w:p>
             <w:pPr>
@@ -4303,8 +4303,8 @@
         <w:tc>
           <w:tcPr>
             <w:tcW w:type="dxa" w:w="1701"/>
-            <w:vAlign w:val="center"/>
             <w:shd w:val="clear" w:color="auto" w:fill="F2F5FA"/>
+            <w:vAlign w:val="center"/>
           </w:tcPr>
           <w:p>
             <w:pPr>
@@ -4323,8 +4323,8 @@
         <w:tc>
           <w:tcPr>
             <w:tcW w:type="dxa" w:w="5216"/>
-            <w:vAlign w:val="center"/>
             <w:shd w:val="clear" w:color="auto" w:fill="F2F5FA"/>
+            <w:vAlign w:val="center"/>
           </w:tcPr>
           <w:p>
             <w:pPr>
@@ -4343,8 +4343,8 @@
         <w:tc>
           <w:tcPr>
             <w:tcW w:type="dxa" w:w="2835"/>
-            <w:vAlign w:val="center"/>
             <w:shd w:val="clear" w:color="auto" w:fill="F2F5FA"/>
+            <w:vAlign w:val="center"/>
           </w:tcPr>
           <w:p>
             <w:pPr>
@@ -4391,13 +4391,13 @@
         <w:tblStyle w:val="TableGrid"/>
         <w:tblW w:type="auto" w:w="0"/>
         <w:tblLayout w:type="fixed"/>
-        <w:tblLook w:firstColumn="1" w:firstRow="1" w:lastColumn="0" w:lastRow="0" w:noHBand="0" w:noVBand="1" w:val="04A0"/>
         <w:tblCellMar>
           <w:top w:w="34" w:type="dxa"/>
           <w:left w:w="68" w:type="dxa"/>
           <w:bottom w:w="34" w:type="dxa"/>
           <w:right w:w="68" w:type="dxa"/>
         </w:tblCellMar>
+        <w:tblLook w:firstColumn="1" w:firstRow="1" w:lastColumn="0" w:lastRow="0" w:noHBand="0" w:noVBand="1" w:val="04A0"/>
       </w:tblPr>
       <w:tblGrid>
         <w:gridCol w:w="1625"/>
@@ -4414,8 +4414,8 @@
         <w:tc>
           <w:tcPr>
             <w:tcW w:type="dxa" w:w="1077"/>
-            <w:vAlign w:val="center"/>
             <w:shd w:val="clear" w:color="auto" w:fill="1F3864"/>
+            <w:vAlign w:val="center"/>
           </w:tcPr>
           <w:p>
             <w:pPr>
@@ -4436,8 +4436,8 @@
         <w:tc>
           <w:tcPr>
             <w:tcW w:type="dxa" w:w="1191"/>
-            <w:vAlign w:val="center"/>
             <w:shd w:val="clear" w:color="auto" w:fill="1F3864"/>
+            <w:vAlign w:val="center"/>
           </w:tcPr>
           <w:p>
             <w:pPr>
@@ -4458,8 +4458,8 @@
         <w:tc>
           <w:tcPr>
             <w:tcW w:type="dxa" w:w="1474"/>
-            <w:vAlign w:val="center"/>
             <w:shd w:val="clear" w:color="auto" w:fill="1F3864"/>
+            <w:vAlign w:val="center"/>
           </w:tcPr>
           <w:p>
             <w:pPr>
@@ -4482,8 +4482,8 @@
         <w:tc>
           <w:tcPr>
             <w:tcW w:type="dxa" w:w="1361"/>
-            <w:vAlign w:val="center"/>
             <w:shd w:val="clear" w:color="auto" w:fill="1F3864"/>
+            <w:vAlign w:val="center"/>
           </w:tcPr>
           <w:p>
             <w:pPr>
@@ -4506,8 +4506,8 @@
         <w:tc>
           <w:tcPr>
             <w:tcW w:type="dxa" w:w="1134"/>
-            <w:vAlign w:val="center"/>
             <w:shd w:val="clear" w:color="auto" w:fill="1F3864"/>
+            <w:vAlign w:val="center"/>
           </w:tcPr>
           <w:p>
             <w:pPr>
@@ -4528,8 +4528,8 @@
         <w:tc>
           <w:tcPr>
             <w:tcW w:type="dxa" w:w="3515"/>
-            <w:vAlign w:val="center"/>
             <w:shd w:val="clear" w:color="auto" w:fill="1F3864"/>
+            <w:vAlign w:val="center"/>
           </w:tcPr>
           <w:p>
             <w:pPr>
@@ -4677,8 +4677,8 @@
         <w:tc>
           <w:tcPr>
             <w:tcW w:type="dxa" w:w="1077"/>
-            <w:vAlign w:val="center"/>
             <w:shd w:val="clear" w:color="auto" w:fill="F2F5FA"/>
+            <w:vAlign w:val="center"/>
           </w:tcPr>
           <w:p>
             <w:pPr>
@@ -4696,8 +4696,8 @@
         <w:tc>
           <w:tcPr>
             <w:tcW w:type="dxa" w:w="1191"/>
-            <w:vAlign w:val="center"/>
             <w:shd w:val="clear" w:color="auto" w:fill="F2F5FA"/>
+            <w:vAlign w:val="center"/>
           </w:tcPr>
           <w:p>
             <w:pPr>
@@ -4716,8 +4716,8 @@
         <w:tc>
           <w:tcPr>
             <w:tcW w:type="dxa" w:w="1474"/>
-            <w:vAlign w:val="center"/>
             <w:shd w:val="clear" w:color="auto" w:fill="F2F5FA"/>
+            <w:vAlign w:val="center"/>
           </w:tcPr>
           <w:p>
             <w:pPr>
@@ -4737,8 +4737,8 @@
         <w:tc>
           <w:tcPr>
             <w:tcW w:type="dxa" w:w="1361"/>
-            <w:vAlign w:val="center"/>
             <w:shd w:val="clear" w:color="auto" w:fill="F2F5FA"/>
+            <w:vAlign w:val="center"/>
           </w:tcPr>
           <w:p>
             <w:pPr>
@@ -4758,8 +4758,8 @@
         <w:tc>
           <w:tcPr>
             <w:tcW w:type="dxa" w:w="1134"/>
-            <w:vAlign w:val="center"/>
             <w:shd w:val="clear" w:color="auto" w:fill="F2F5FA"/>
+            <w:vAlign w:val="center"/>
           </w:tcPr>
           <w:p>
             <w:pPr>
@@ -4779,8 +4779,8 @@
         <w:tc>
           <w:tcPr>
             <w:tcW w:type="dxa" w:w="3515"/>
-            <w:vAlign w:val="center"/>
             <w:shd w:val="clear" w:color="auto" w:fill="F2F5FA"/>
+            <w:vAlign w:val="center"/>
           </w:tcPr>
           <w:p>
             <w:pPr>
@@ -4926,8 +4926,8 @@
         <w:tc>
           <w:tcPr>
             <w:tcW w:type="dxa" w:w="1077"/>
-            <w:vAlign w:val="center"/>
             <w:shd w:val="clear" w:color="auto" w:fill="F2F5FA"/>
+            <w:vAlign w:val="center"/>
           </w:tcPr>
           <w:p>
             <w:pPr>
@@ -4945,8 +4945,8 @@
         <w:tc>
           <w:tcPr>
             <w:tcW w:type="dxa" w:w="1191"/>
-            <w:vAlign w:val="center"/>
             <w:shd w:val="clear" w:color="auto" w:fill="F2F5FA"/>
+            <w:vAlign w:val="center"/>
           </w:tcPr>
           <w:p>
             <w:pPr>
@@ -4965,8 +4965,8 @@
         <w:tc>
           <w:tcPr>
             <w:tcW w:type="dxa" w:w="1474"/>
-            <w:vAlign w:val="center"/>
             <w:shd w:val="clear" w:color="auto" w:fill="F2F5FA"/>
+            <w:vAlign w:val="center"/>
           </w:tcPr>
           <w:p>
             <w:pPr>
@@ -4986,8 +4986,8 @@
         <w:tc>
           <w:tcPr>
             <w:tcW w:type="dxa" w:w="1361"/>
-            <w:vAlign w:val="center"/>
             <w:shd w:val="clear" w:color="auto" w:fill="F2F5FA"/>
+            <w:vAlign w:val="center"/>
           </w:tcPr>
           <w:p>
             <w:pPr>
@@ -5007,8 +5007,8 @@
         <w:tc>
           <w:tcPr>
             <w:tcW w:type="dxa" w:w="1134"/>
-            <w:vAlign w:val="center"/>
             <w:shd w:val="clear" w:color="auto" w:fill="F2F5FA"/>
+            <w:vAlign w:val="center"/>
           </w:tcPr>
           <w:p>
             <w:pPr>
@@ -5028,8 +5028,8 @@
         <w:tc>
           <w:tcPr>
             <w:tcW w:type="dxa" w:w="3515"/>
-            <w:vAlign w:val="center"/>
             <w:shd w:val="clear" w:color="auto" w:fill="F2F5FA"/>
+            <w:vAlign w:val="center"/>
           </w:tcPr>
           <w:p>
             <w:pPr>
@@ -5175,8 +5175,8 @@
         <w:tc>
           <w:tcPr>
             <w:tcW w:type="dxa" w:w="1077"/>
-            <w:vAlign w:val="center"/>
             <w:shd w:val="clear" w:color="auto" w:fill="F2F5FA"/>
+            <w:vAlign w:val="center"/>
           </w:tcPr>
           <w:p>
             <w:pPr>
@@ -5194,8 +5194,8 @@
         <w:tc>
           <w:tcPr>
             <w:tcW w:type="dxa" w:w="1191"/>
-            <w:vAlign w:val="center"/>
             <w:shd w:val="clear" w:color="auto" w:fill="F2F5FA"/>
+            <w:vAlign w:val="center"/>
           </w:tcPr>
           <w:p>
             <w:pPr>
@@ -5214,8 +5214,8 @@
         <w:tc>
           <w:tcPr>
             <w:tcW w:type="dxa" w:w="1474"/>
-            <w:vAlign w:val="center"/>
             <w:shd w:val="clear" w:color="auto" w:fill="F2F5FA"/>
+            <w:vAlign w:val="center"/>
           </w:tcPr>
           <w:p>
             <w:pPr>
@@ -5235,8 +5235,8 @@
         <w:tc>
           <w:tcPr>
             <w:tcW w:type="dxa" w:w="1361"/>
-            <w:vAlign w:val="center"/>
             <w:shd w:val="clear" w:color="auto" w:fill="F2F5FA"/>
+            <w:vAlign w:val="center"/>
           </w:tcPr>
           <w:p>
             <w:pPr>
@@ -5256,8 +5256,8 @@
         <w:tc>
           <w:tcPr>
             <w:tcW w:type="dxa" w:w="1134"/>
-            <w:vAlign w:val="center"/>
             <w:shd w:val="clear" w:color="auto" w:fill="F2F5FA"/>
+            <w:vAlign w:val="center"/>
           </w:tcPr>
           <w:p>
             <w:pPr>
@@ -5277,8 +5277,8 @@
         <w:tc>
           <w:tcPr>
             <w:tcW w:type="dxa" w:w="3515"/>
-            <w:vAlign w:val="center"/>
             <w:shd w:val="clear" w:color="auto" w:fill="F2F5FA"/>
+            <w:vAlign w:val="center"/>
           </w:tcPr>
           <w:p>
             <w:pPr>
@@ -5424,8 +5424,8 @@
         <w:tc>
           <w:tcPr>
             <w:tcW w:type="dxa" w:w="1077"/>
-            <w:vAlign w:val="center"/>
             <w:shd w:val="clear" w:color="auto" w:fill="F2F5FA"/>
+            <w:vAlign w:val="center"/>
           </w:tcPr>
           <w:p>
             <w:pPr>
@@ -5443,8 +5443,8 @@
         <w:tc>
           <w:tcPr>
             <w:tcW w:type="dxa" w:w="1191"/>
-            <w:vAlign w:val="center"/>
             <w:shd w:val="clear" w:color="auto" w:fill="F2F5FA"/>
+            <w:vAlign w:val="center"/>
           </w:tcPr>
           <w:p>
             <w:pPr>
@@ -5463,8 +5463,8 @@
         <w:tc>
           <w:tcPr>
             <w:tcW w:type="dxa" w:w="1474"/>
-            <w:vAlign w:val="center"/>
             <w:shd w:val="clear" w:color="auto" w:fill="F2F5FA"/>
+            <w:vAlign w:val="center"/>
           </w:tcPr>
           <w:p>
             <w:pPr>
@@ -5484,8 +5484,8 @@
         <w:tc>
           <w:tcPr>
             <w:tcW w:type="dxa" w:w="1361"/>
-            <w:vAlign w:val="center"/>
             <w:shd w:val="clear" w:color="auto" w:fill="F2F5FA"/>
+            <w:vAlign w:val="center"/>
           </w:tcPr>
           <w:p>
             <w:pPr>
@@ -5505,8 +5505,8 @@
         <w:tc>
           <w:tcPr>
             <w:tcW w:type="dxa" w:w="1134"/>
-            <w:vAlign w:val="center"/>
             <w:shd w:val="clear" w:color="auto" w:fill="F2F5FA"/>
+            <w:vAlign w:val="center"/>
           </w:tcPr>
           <w:p>
             <w:pPr>
@@ -5526,8 +5526,8 @@
         <w:tc>
           <w:tcPr>
             <w:tcW w:type="dxa" w:w="3515"/>
-            <w:vAlign w:val="center"/>
             <w:shd w:val="clear" w:color="auto" w:fill="F2F5FA"/>
+            <w:vAlign w:val="center"/>
           </w:tcPr>
           <w:p>
             <w:pPr>
@@ -5665,13 +5665,13 @@
         <w:tblStyle w:val="TableGrid"/>
         <w:tblW w:type="auto" w:w="0"/>
         <w:tblLayout w:type="fixed"/>
-        <w:tblLook w:firstColumn="1" w:firstRow="1" w:lastColumn="0" w:lastRow="0" w:noHBand="0" w:noVBand="1" w:val="04A0"/>
         <w:tblCellMar>
           <w:top w:w="34" w:type="dxa"/>
           <w:left w:w="68" w:type="dxa"/>
           <w:bottom w:w="34" w:type="dxa"/>
           <w:right w:w="68" w:type="dxa"/>
         </w:tblCellMar>
+        <w:tblLook w:firstColumn="1" w:firstRow="1" w:lastColumn="0" w:lastRow="0" w:noHBand="0" w:noVBand="1" w:val="04A0"/>
       </w:tblPr>
       <w:tblGrid>
         <w:gridCol w:w="1625"/>
@@ -5688,8 +5688,8 @@
         <w:tc>
           <w:tcPr>
             <w:tcW w:type="dxa" w:w="1247"/>
-            <w:vAlign w:val="center"/>
             <w:shd w:val="clear" w:color="auto" w:fill="1F3864"/>
+            <w:vAlign w:val="center"/>
           </w:tcPr>
           <w:p>
             <w:pPr>
@@ -5710,8 +5710,8 @@
         <w:tc>
           <w:tcPr>
             <w:tcW w:type="dxa" w:w="1474"/>
-            <w:vAlign w:val="center"/>
             <w:shd w:val="clear" w:color="auto" w:fill="1F3864"/>
+            <w:vAlign w:val="center"/>
           </w:tcPr>
           <w:p>
             <w:pPr>
@@ -5732,8 +5732,8 @@
         <w:tc>
           <w:tcPr>
             <w:tcW w:type="dxa" w:w="1474"/>
-            <w:vAlign w:val="center"/>
             <w:shd w:val="clear" w:color="auto" w:fill="1F3864"/>
+            <w:vAlign w:val="center"/>
           </w:tcPr>
           <w:p>
             <w:pPr>
@@ -5754,8 +5754,8 @@
         <w:tc>
           <w:tcPr>
             <w:tcW w:type="dxa" w:w="1134"/>
-            <w:vAlign w:val="center"/>
             <w:shd w:val="clear" w:color="auto" w:fill="1F3864"/>
+            <w:vAlign w:val="center"/>
           </w:tcPr>
           <w:p>
             <w:pPr>
@@ -5776,8 +5776,8 @@
         <w:tc>
           <w:tcPr>
             <w:tcW w:type="dxa" w:w="1020"/>
-            <w:vAlign w:val="center"/>
             <w:shd w:val="clear" w:color="auto" w:fill="1F3864"/>
+            <w:vAlign w:val="center"/>
           </w:tcPr>
           <w:p>
             <w:pPr>
@@ -5798,8 +5798,8 @@
         <w:tc>
           <w:tcPr>
             <w:tcW w:type="dxa" w:w="3402"/>
-            <w:vAlign w:val="center"/>
             <w:shd w:val="clear" w:color="auto" w:fill="1F3864"/>
+            <w:vAlign w:val="center"/>
           </w:tcPr>
           <w:p>
             <w:pPr>
@@ -5948,8 +5948,8 @@
         <w:tc>
           <w:tcPr>
             <w:tcW w:type="dxa" w:w="1247"/>
-            <w:vAlign w:val="center"/>
             <w:shd w:val="clear" w:color="auto" w:fill="F2F5FA"/>
+            <w:vAlign w:val="center"/>
           </w:tcPr>
           <w:p>
             <w:pPr>
@@ -5968,8 +5968,8 @@
         <w:tc>
           <w:tcPr>
             <w:tcW w:type="dxa" w:w="1474"/>
-            <w:vAlign w:val="center"/>
             <w:shd w:val="clear" w:color="auto" w:fill="F2F5FA"/>
+            <w:vAlign w:val="center"/>
           </w:tcPr>
           <w:p>
             <w:pPr>
@@ -5989,8 +5989,8 @@
         <w:tc>
           <w:tcPr>
             <w:tcW w:type="dxa" w:w="1474"/>
-            <w:vAlign w:val="center"/>
             <w:shd w:val="clear" w:color="auto" w:fill="F2F5FA"/>
+            <w:vAlign w:val="center"/>
           </w:tcPr>
           <w:p>
             <w:pPr>
@@ -6010,8 +6010,8 @@
         <w:tc>
           <w:tcPr>
             <w:tcW w:type="dxa" w:w="1134"/>
-            <w:vAlign w:val="center"/>
             <w:shd w:val="clear" w:color="auto" w:fill="F2F5FA"/>
+            <w:vAlign w:val="center"/>
           </w:tcPr>
           <w:p>
             <w:pPr>
@@ -6031,8 +6031,8 @@
         <w:tc>
           <w:tcPr>
             <w:tcW w:type="dxa" w:w="1020"/>
-            <w:vAlign w:val="center"/>
             <w:shd w:val="clear" w:color="auto" w:fill="F2F5FA"/>
+            <w:vAlign w:val="center"/>
           </w:tcPr>
           <w:p>
             <w:pPr>
@@ -6052,8 +6052,8 @@
         <w:tc>
           <w:tcPr>
             <w:tcW w:type="dxa" w:w="3402"/>
-            <w:vAlign w:val="center"/>
             <w:shd w:val="clear" w:color="auto" w:fill="F2F5FA"/>
+            <w:vAlign w:val="center"/>
           </w:tcPr>
           <w:p>
             <w:pPr>
@@ -6343,13 +6343,13 @@
         <w:tblStyle w:val="TableGrid"/>
         <w:tblW w:type="auto" w:w="0"/>
         <w:tblLayout w:type="fixed"/>
-        <w:tblLook w:firstColumn="1" w:firstRow="1" w:lastColumn="0" w:lastRow="0" w:noHBand="0" w:noVBand="1" w:val="04A0"/>
         <w:tblCellMar>
           <w:top w:w="34" w:type="dxa"/>
           <w:left w:w="68" w:type="dxa"/>
           <w:bottom w:w="34" w:type="dxa"/>
           <w:right w:w="68" w:type="dxa"/>
         </w:tblCellMar>
+        <w:tblLook w:firstColumn="1" w:firstRow="1" w:lastColumn="0" w:lastRow="0" w:noHBand="0" w:noVBand="1" w:val="04A0"/>
       </w:tblPr>
       <w:tblGrid>
         <w:gridCol w:w="2438"/>
@@ -6364,8 +6364,8 @@
         <w:tc>
           <w:tcPr>
             <w:tcW w:type="dxa" w:w="3026"/>
-            <w:vAlign w:val="center"/>
             <w:shd w:val="clear" w:color="auto" w:fill="1F3864"/>
+            <w:vAlign w:val="center"/>
           </w:tcPr>
           <w:p>
             <w:pPr>
@@ -6386,8 +6386,8 @@
         <w:tc>
           <w:tcPr>
             <w:tcW w:type="dxa" w:w="2242"/>
-            <w:vAlign w:val="center"/>
             <w:shd w:val="clear" w:color="auto" w:fill="1F3864"/>
+            <w:vAlign w:val="center"/>
           </w:tcPr>
           <w:p>
             <w:pPr>
@@ -6408,8 +6408,8 @@
         <w:tc>
           <w:tcPr>
             <w:tcW w:type="dxa" w:w="2242"/>
-            <w:vAlign w:val="center"/>
             <w:shd w:val="clear" w:color="auto" w:fill="1F3864"/>
+            <w:vAlign w:val="center"/>
           </w:tcPr>
           <w:p>
             <w:pPr>
@@ -6430,8 +6430,8 @@
         <w:tc>
           <w:tcPr>
             <w:tcW w:type="dxa" w:w="2242"/>
-            <w:vAlign w:val="center"/>
             <w:shd w:val="clear" w:color="auto" w:fill="1F3864"/>
+            <w:vAlign w:val="center"/>
           </w:tcPr>
           <w:p>
             <w:pPr>
@@ -6541,8 +6541,8 @@
         <w:tc>
           <w:tcPr>
             <w:tcW w:type="dxa" w:w="3026"/>
-            <w:vAlign w:val="center"/>
             <w:shd w:val="clear" w:color="auto" w:fill="F2F5FA"/>
+            <w:vAlign w:val="center"/>
           </w:tcPr>
           <w:p>
             <w:pPr>
@@ -6561,8 +6561,8 @@
         <w:tc>
           <w:tcPr>
             <w:tcW w:type="dxa" w:w="2242"/>
-            <w:vAlign w:val="center"/>
             <w:shd w:val="clear" w:color="auto" w:fill="F2F5FA"/>
+            <w:vAlign w:val="center"/>
           </w:tcPr>
           <w:p>
             <w:pPr>
@@ -6582,8 +6582,8 @@
         <w:tc>
           <w:tcPr>
             <w:tcW w:type="dxa" w:w="2242"/>
-            <w:vAlign w:val="center"/>
             <w:shd w:val="clear" w:color="auto" w:fill="F2F5FA"/>
+            <w:vAlign w:val="center"/>
           </w:tcPr>
           <w:p>
             <w:pPr>
@@ -6603,8 +6603,8 @@
         <w:tc>
           <w:tcPr>
             <w:tcW w:type="dxa" w:w="2242"/>
-            <w:vAlign w:val="center"/>
             <w:shd w:val="clear" w:color="auto" w:fill="F2F5FA"/>
+            <w:vAlign w:val="center"/>
           </w:tcPr>
           <w:p>
             <w:pPr>
@@ -6713,8 +6713,8 @@
         <w:tc>
           <w:tcPr>
             <w:tcW w:type="dxa" w:w="3026"/>
-            <w:vAlign w:val="center"/>
             <w:shd w:val="clear" w:color="auto" w:fill="F2F5FA"/>
+            <w:vAlign w:val="center"/>
           </w:tcPr>
           <w:p>
             <w:pPr>
@@ -6733,8 +6733,8 @@
         <w:tc>
           <w:tcPr>
             <w:tcW w:type="dxa" w:w="2242"/>
-            <w:vAlign w:val="center"/>
             <w:shd w:val="clear" w:color="auto" w:fill="F2F5FA"/>
+            <w:vAlign w:val="center"/>
           </w:tcPr>
           <w:p>
             <w:pPr>
@@ -6754,8 +6754,8 @@
         <w:tc>
           <w:tcPr>
             <w:tcW w:type="dxa" w:w="2242"/>
-            <w:vAlign w:val="center"/>
             <w:shd w:val="clear" w:color="auto" w:fill="F2F5FA"/>
+            <w:vAlign w:val="center"/>
           </w:tcPr>
           <w:p>
             <w:pPr>
@@ -6775,8 +6775,8 @@
         <w:tc>
           <w:tcPr>
             <w:tcW w:type="dxa" w:w="2242"/>
-            <w:vAlign w:val="center"/>
             <w:shd w:val="clear" w:color="auto" w:fill="F2F5FA"/>
+            <w:vAlign w:val="center"/>
           </w:tcPr>
           <w:p>
             <w:pPr>
@@ -6885,8 +6885,8 @@
         <w:tc>
           <w:tcPr>
             <w:tcW w:type="dxa" w:w="3026"/>
-            <w:vAlign w:val="center"/>
             <w:shd w:val="clear" w:color="auto" w:fill="F2F5FA"/>
+            <w:vAlign w:val="center"/>
           </w:tcPr>
           <w:p>
             <w:pPr>
@@ -6905,8 +6905,8 @@
         <w:tc>
           <w:tcPr>
             <w:tcW w:type="dxa" w:w="2242"/>
-            <w:vAlign w:val="center"/>
             <w:shd w:val="clear" w:color="auto" w:fill="F2F5FA"/>
+            <w:vAlign w:val="center"/>
           </w:tcPr>
           <w:p>
             <w:pPr>
@@ -6926,8 +6926,8 @@
         <w:tc>
           <w:tcPr>
             <w:tcW w:type="dxa" w:w="2242"/>
-            <w:vAlign w:val="center"/>
             <w:shd w:val="clear" w:color="auto" w:fill="F2F5FA"/>
+            <w:vAlign w:val="center"/>
           </w:tcPr>
           <w:p>
             <w:pPr>
@@ -6947,8 +6947,8 @@
         <w:tc>
           <w:tcPr>
             <w:tcW w:type="dxa" w:w="2242"/>
-            <w:vAlign w:val="center"/>
             <w:shd w:val="clear" w:color="auto" w:fill="F2F5FA"/>
+            <w:vAlign w:val="center"/>
           </w:tcPr>
           <w:p>
             <w:pPr>
@@ -7057,8 +7057,8 @@
         <w:tc>
           <w:tcPr>
             <w:tcW w:type="dxa" w:w="3026"/>
-            <w:vAlign w:val="center"/>
             <w:shd w:val="clear" w:color="auto" w:fill="F2F5FA"/>
+            <w:vAlign w:val="center"/>
           </w:tcPr>
           <w:p>
             <w:pPr>
@@ -7077,8 +7077,8 @@
         <w:tc>
           <w:tcPr>
             <w:tcW w:type="dxa" w:w="2242"/>
-            <w:vAlign w:val="center"/>
             <w:shd w:val="clear" w:color="auto" w:fill="F2F5FA"/>
+            <w:vAlign w:val="center"/>
           </w:tcPr>
           <w:p>
             <w:pPr>
@@ -7098,8 +7098,8 @@
         <w:tc>
           <w:tcPr>
             <w:tcW w:type="dxa" w:w="2242"/>
-            <w:vAlign w:val="center"/>
             <w:shd w:val="clear" w:color="auto" w:fill="F2F5FA"/>
+            <w:vAlign w:val="center"/>
           </w:tcPr>
           <w:p>
             <w:pPr>
@@ -7119,8 +7119,8 @@
         <w:tc>
           <w:tcPr>
             <w:tcW w:type="dxa" w:w="2242"/>
-            <w:vAlign w:val="center"/>
             <w:shd w:val="clear" w:color="auto" w:fill="F2F5FA"/>
+            <w:vAlign w:val="center"/>
           </w:tcPr>
           <w:p>
             <w:pPr>
@@ -7229,8 +7229,8 @@
         <w:tc>
           <w:tcPr>
             <w:tcW w:type="dxa" w:w="3026"/>
-            <w:vAlign w:val="center"/>
             <w:shd w:val="clear" w:color="auto" w:fill="F2F5FA"/>
+            <w:vAlign w:val="center"/>
           </w:tcPr>
           <w:p>
             <w:pPr>
@@ -7249,8 +7249,8 @@
         <w:tc>
           <w:tcPr>
             <w:tcW w:type="dxa" w:w="2242"/>
-            <w:vAlign w:val="center"/>
             <w:shd w:val="clear" w:color="auto" w:fill="F2F5FA"/>
+            <w:vAlign w:val="center"/>
           </w:tcPr>
           <w:p>
             <w:pPr>
@@ -7270,8 +7270,8 @@
         <w:tc>
           <w:tcPr>
             <w:tcW w:type="dxa" w:w="2242"/>
-            <w:vAlign w:val="center"/>
             <w:shd w:val="clear" w:color="auto" w:fill="F2F5FA"/>
+            <w:vAlign w:val="center"/>
           </w:tcPr>
           <w:p>
             <w:pPr>
@@ -7291,8 +7291,8 @@
         <w:tc>
           <w:tcPr>
             <w:tcW w:type="dxa" w:w="2242"/>
-            <w:vAlign w:val="center"/>
             <w:shd w:val="clear" w:color="auto" w:fill="F2F5FA"/>
+            <w:vAlign w:val="center"/>
           </w:tcPr>
           <w:p>
             <w:pPr>
@@ -7401,8 +7401,8 @@
         <w:tc>
           <w:tcPr>
             <w:tcW w:type="dxa" w:w="3026"/>
-            <w:vAlign w:val="center"/>
             <w:shd w:val="clear" w:color="auto" w:fill="F2F5FA"/>
+            <w:vAlign w:val="center"/>
           </w:tcPr>
           <w:p>
             <w:pPr>
@@ -7421,8 +7421,8 @@
         <w:tc>
           <w:tcPr>
             <w:tcW w:type="dxa" w:w="2242"/>
-            <w:vAlign w:val="center"/>
             <w:shd w:val="clear" w:color="auto" w:fill="F2F5FA"/>
+            <w:vAlign w:val="center"/>
           </w:tcPr>
           <w:p>
             <w:pPr>
@@ -7442,8 +7442,8 @@
         <w:tc>
           <w:tcPr>
             <w:tcW w:type="dxa" w:w="2242"/>
-            <w:vAlign w:val="center"/>
             <w:shd w:val="clear" w:color="auto" w:fill="F2F5FA"/>
+            <w:vAlign w:val="center"/>
           </w:tcPr>
           <w:p>
             <w:pPr>
@@ -7463,8 +7463,8 @@
         <w:tc>
           <w:tcPr>
             <w:tcW w:type="dxa" w:w="2242"/>
-            <w:vAlign w:val="center"/>
             <w:shd w:val="clear" w:color="auto" w:fill="F2F5FA"/>
+            <w:vAlign w:val="center"/>
           </w:tcPr>
           <w:p>
             <w:pPr>
@@ -7940,13 +7940,13 @@
         <w:tblStyle w:val="TableGrid"/>
         <w:tblW w:type="auto" w:w="0"/>
         <w:tblLayout w:type="fixed"/>
-        <w:tblLook w:firstColumn="1" w:firstRow="1" w:lastColumn="0" w:lastRow="0" w:noHBand="0" w:noVBand="1" w:val="04A0"/>
         <w:tblCellMar>
           <w:top w:w="34" w:type="dxa"/>
           <w:left w:w="68" w:type="dxa"/>
           <w:bottom w:w="34" w:type="dxa"/>
           <w:right w:w="68" w:type="dxa"/>
         </w:tblCellMar>
+        <w:tblLook w:firstColumn="1" w:firstRow="1" w:lastColumn="0" w:lastRow="0" w:noHBand="0" w:noVBand="1" w:val="04A0"/>
       </w:tblPr>
       <w:tblGrid>
         <w:gridCol w:w="1950"/>
@@ -7962,8 +7962,8 @@
         <w:tc>
           <w:tcPr>
             <w:tcW w:type="dxa" w:w="510"/>
-            <w:vAlign w:val="center"/>
             <w:shd w:val="clear" w:color="auto" w:fill="1F3864"/>
+            <w:vAlign w:val="center"/>
           </w:tcPr>
           <w:p>
             <w:pPr>
@@ -7983,8 +7983,8 @@
         <w:tc>
           <w:tcPr>
             <w:tcW w:type="dxa" w:w="2381"/>
-            <w:vAlign w:val="center"/>
             <w:shd w:val="clear" w:color="auto" w:fill="1F3864"/>
+            <w:vAlign w:val="center"/>
           </w:tcPr>
           <w:p>
             <w:pPr>
@@ -8005,8 +8005,8 @@
         <w:tc>
           <w:tcPr>
             <w:tcW w:type="dxa" w:w="2494"/>
-            <w:vAlign w:val="center"/>
             <w:shd w:val="clear" w:color="auto" w:fill="1F3864"/>
+            <w:vAlign w:val="center"/>
           </w:tcPr>
           <w:p>
             <w:pPr>
@@ -8027,8 +8027,8 @@
         <w:tc>
           <w:tcPr>
             <w:tcW w:type="dxa" w:w="2494"/>
-            <w:vAlign w:val="center"/>
             <w:shd w:val="clear" w:color="auto" w:fill="1F3864"/>
+            <w:vAlign w:val="center"/>
           </w:tcPr>
           <w:p>
             <w:pPr>
@@ -8049,8 +8049,8 @@
         <w:tc>
           <w:tcPr>
             <w:tcW w:type="dxa" w:w="1134"/>
-            <w:vAlign w:val="center"/>
             <w:shd w:val="clear" w:color="auto" w:fill="1F3864"/>
+            <w:vAlign w:val="center"/>
           </w:tcPr>
           <w:p>
             <w:pPr>
@@ -8178,8 +8178,8 @@
         <w:tc>
           <w:tcPr>
             <w:tcW w:type="dxa" w:w="510"/>
-            <w:vAlign w:val="center"/>
             <w:shd w:val="clear" w:color="auto" w:fill="F2F5FA"/>
+            <w:vAlign w:val="center"/>
           </w:tcPr>
           <w:p>
             <w:pPr>
@@ -8199,8 +8199,8 @@
         <w:tc>
           <w:tcPr>
             <w:tcW w:type="dxa" w:w="2381"/>
-            <w:vAlign w:val="center"/>
             <w:shd w:val="clear" w:color="auto" w:fill="F2F5FA"/>
+            <w:vAlign w:val="center"/>
           </w:tcPr>
           <w:p>
             <w:pPr>
@@ -8219,8 +8219,8 @@
         <w:tc>
           <w:tcPr>
             <w:tcW w:type="dxa" w:w="2494"/>
-            <w:vAlign w:val="center"/>
             <w:shd w:val="clear" w:color="auto" w:fill="F2F5FA"/>
+            <w:vAlign w:val="center"/>
           </w:tcPr>
           <w:p>
             <w:pPr>
@@ -8239,8 +8239,8 @@
         <w:tc>
           <w:tcPr>
             <w:tcW w:type="dxa" w:w="2494"/>
-            <w:vAlign w:val="center"/>
             <w:shd w:val="clear" w:color="auto" w:fill="F2F5FA"/>
+            <w:vAlign w:val="center"/>
           </w:tcPr>
           <w:p>
             <w:pPr>
@@ -8259,8 +8259,8 @@
         <w:tc>
           <w:tcPr>
             <w:tcW w:type="dxa" w:w="1134"/>
-            <w:vAlign w:val="center"/>
             <w:shd w:val="clear" w:color="auto" w:fill="F2F5FA"/>
+            <w:vAlign w:val="center"/>
           </w:tcPr>
           <w:p>
             <w:pPr>
@@ -8387,8 +8387,8 @@
         <w:tc>
           <w:tcPr>
             <w:tcW w:type="dxa" w:w="510"/>
-            <w:vAlign w:val="center"/>
             <w:shd w:val="clear" w:color="auto" w:fill="F2F5FA"/>
+            <w:vAlign w:val="center"/>
           </w:tcPr>
           <w:p>
             <w:pPr>
@@ -8408,8 +8408,8 @@
         <w:tc>
           <w:tcPr>
             <w:tcW w:type="dxa" w:w="2381"/>
-            <w:vAlign w:val="center"/>
             <w:shd w:val="clear" w:color="auto" w:fill="F2F5FA"/>
+            <w:vAlign w:val="center"/>
           </w:tcPr>
           <w:p>
             <w:pPr>
@@ -8428,8 +8428,8 @@
         <w:tc>
           <w:tcPr>
             <w:tcW w:type="dxa" w:w="2494"/>
-            <w:vAlign w:val="center"/>
             <w:shd w:val="clear" w:color="auto" w:fill="F2F5FA"/>
+            <w:vAlign w:val="center"/>
           </w:tcPr>
           <w:p>
             <w:pPr>
@@ -8448,8 +8448,8 @@
         <w:tc>
           <w:tcPr>
             <w:tcW w:type="dxa" w:w="2494"/>
-            <w:vAlign w:val="center"/>
             <w:shd w:val="clear" w:color="auto" w:fill="F2F5FA"/>
+            <w:vAlign w:val="center"/>
           </w:tcPr>
           <w:p>
             <w:pPr>
@@ -8468,8 +8468,8 @@
         <w:tc>
           <w:tcPr>
             <w:tcW w:type="dxa" w:w="1134"/>
-            <w:vAlign w:val="center"/>
             <w:shd w:val="clear" w:color="auto" w:fill="F2F5FA"/>
+            <w:vAlign w:val="center"/>
           </w:tcPr>
           <w:p>
             <w:pPr>
@@ -8596,8 +8596,8 @@
         <w:tc>
           <w:tcPr>
             <w:tcW w:type="dxa" w:w="510"/>
-            <w:vAlign w:val="center"/>
             <w:shd w:val="clear" w:color="auto" w:fill="F2F5FA"/>
+            <w:vAlign w:val="center"/>
           </w:tcPr>
           <w:p>
             <w:pPr>
@@ -8617,8 +8617,8 @@
         <w:tc>
           <w:tcPr>
             <w:tcW w:type="dxa" w:w="2381"/>
-            <w:vAlign w:val="center"/>
             <w:shd w:val="clear" w:color="auto" w:fill="F2F5FA"/>
+            <w:vAlign w:val="center"/>
           </w:tcPr>
           <w:p>
             <w:pPr>
@@ -8637,8 +8637,8 @@
         <w:tc>
           <w:tcPr>
             <w:tcW w:type="dxa" w:w="2494"/>
-            <w:vAlign w:val="center"/>
             <w:shd w:val="clear" w:color="auto" w:fill="F2F5FA"/>
+            <w:vAlign w:val="center"/>
           </w:tcPr>
           <w:p>
             <w:pPr>
@@ -8657,8 +8657,8 @@
         <w:tc>
           <w:tcPr>
             <w:tcW w:type="dxa" w:w="2494"/>
-            <w:vAlign w:val="center"/>
             <w:shd w:val="clear" w:color="auto" w:fill="F2F5FA"/>
+            <w:vAlign w:val="center"/>
           </w:tcPr>
           <w:p>
             <w:pPr>
@@ -8677,8 +8677,8 @@
         <w:tc>
           <w:tcPr>
             <w:tcW w:type="dxa" w:w="1134"/>
-            <w:vAlign w:val="center"/>
             <w:shd w:val="clear" w:color="auto" w:fill="F2F5FA"/>
+            <w:vAlign w:val="center"/>
           </w:tcPr>
           <w:p>
             <w:pPr>
